--- a/data/revised_2026-10_full/tracked/v2/Physics/SS3.2_Current_Electricity/Physics_Current_Electricity_FinalExplanation_TRACKED.docx
+++ b/data/revised_2026-10_full/tracked/v2/Physics/SS3.2_Current_Electricity/Physics_Current_Electricity_FinalExplanation_TRACKED.docx
@@ -436,7 +436,7 @@
               </w:rPr>
               <w:t xml:space="preserve">This Final Explanation brings together everything you have learned in Lessons 1 to 12. Answer each question in the space under it, using your own words, the evidence and measurements from our bench demos (9 V pack, three identical 9 V, 2.7 W, 30 Ω bulbs) and the Nairobi classroom</w:t>
             </w:r>
-            <w:ins w:id="9001" w:author="Claude (AI) - proposed" w:date="2026-10-15T08:04:42Z">
+            <w:ins w:id="9001" w:author="Claude (AI) - proposed" w:date="2026-10-18T00:32:28Z">
               <w:r>
                 <w:rPr>
                   <w:rFonts w:ascii="Arial" w:cs="Arial" w:eastAsia="Arial" w:hAnsi="Arial"/>
@@ -559,7 +559,7 @@
               </w:rPr>
               <w:t xml:space="preserve">In the Nairobi evening prep class, four fluorescent tubes share the 240 V mains and one tube blows. (a) How are the tubes connected, and what happens to the other three? (b) </w:t>
             </w:r>
-            <w:del w:id="9002" w:author="Claude (AI) - proposed" w:date="2026-10-15T08:04:42Z">
+            <w:del w:id="9002" w:author="Claude (AI) - proposed" w:date="2026-10-18T00:32:28Z">
               <w:r>
                 <w:rPr>
                   <w:rFonts w:ascii="Arial" w:cs="Arial" w:eastAsia="Arial" w:hAnsi="Arial"/>
@@ -574,7 +574,7 @@
                 <w:delText xml:space="preserve">Using what you learned about closed loops, p.d. and current, explain</w:delText>
               </w:r>
             </w:del>
-            <w:ins w:id="9003" w:author="Claude (AI) - proposed" w:date="2026-10-15T08:04:42Z">
+            <w:ins w:id="9003" w:author="Claude (AI) - proposed" w:date="2026-10-18T00:32:28Z">
               <w:r>
                 <w:rPr>
                   <w:rFonts w:ascii="Arial" w:cs="Arial" w:eastAsia="Arial" w:hAnsi="Arial"/>
@@ -1134,7 +1134,7 @@
               </w:rPr>
               <w:t xml:space="preserve">Write a complete final explanation that answers the driving question: Why do the other tubes stay lit when one blows out, and why do bulbs connected in series glow dimmer than identical bulbs connected in parallel to the same battery? Use evidence from at least three of our lessons (for example the current and p.d. measurements, Ohm's law, and resistance in series and in parallel). Then state one idea in your Lesson 1 model that you now want to change, and say how you would change it. Finally, say how this helps you answer the KICD questions: how </w:t>
             </w:r>
-            <w:del w:id="9004" w:author="Claude (AI) - proposed" w:date="2026-10-15T08:04:42Z">
+            <w:del w:id="9004" w:author="Claude (AI) - proposed" w:date="2026-10-18T00:32:28Z">
               <w:r>
                 <w:rPr>
                   <w:rFonts w:ascii="Arial" w:cs="Arial" w:eastAsia="Arial" w:hAnsi="Arial"/>
@@ -1162,7 +1162,7 @@
               </w:rPr>
               <w:t xml:space="preserve">is current electricity </w:t>
             </w:r>
-            <w:del w:id="9005" w:author="Claude (AI) - proposed" w:date="2026-10-15T08:04:42Z">
+            <w:del w:id="9005" w:author="Claude (AI) - proposed" w:date="2026-10-18T00:32:28Z">
               <w:r>
                 <w:rPr>
                   <w:rFonts w:ascii="Arial" w:cs="Arial" w:eastAsia="Arial" w:hAnsi="Arial"/>
@@ -1177,7 +1177,7 @@
                 <w:delText xml:space="preserve">applied in</w:delText>
               </w:r>
             </w:del>
-            <w:ins w:id="9006" w:author="Claude (AI) - proposed" w:date="2026-10-15T08:04:42Z">
+            <w:ins w:id="9006" w:author="Claude (AI) - proposed" w:date="2026-10-18T00:32:28Z">
               <w:r>
                 <w:rPr>
                   <w:rFonts w:ascii="Arial" w:cs="Arial" w:eastAsia="Arial" w:hAnsi="Arial"/>
@@ -1205,7 +1205,7 @@
               </w:rPr>
               <w:t xml:space="preserve"> day-to-day life</w:t>
             </w:r>
-            <w:ins w:id="9007" w:author="Claude (AI) - proposed" w:date="2026-10-15T08:04:42Z">
+            <w:ins w:id="9007" w:author="Claude (AI) - proposed" w:date="2026-10-18T00:32:28Z">
               <w:r>
                 <w:rPr>
                   <w:rFonts w:ascii="Arial" w:cs="Arial" w:eastAsia="Arial" w:hAnsi="Arial"/>
@@ -1524,7 +1524,7 @@
               <w:spacing w:after="40" w:before="0"/>
               <w:jc w:val="left"/>
             </w:pPr>
-            <w:del w:id="9008" w:author="Claude (AI) - proposed" w:date="2026-10-15T08:04:42Z">
+            <w:del w:id="9008" w:author="Claude (AI) - proposed" w:date="2026-10-18T00:32:28Z">
               <w:r>
                 <w:rPr>
                   <w:rFonts w:ascii="Arial" w:cs="Arial" w:eastAsia="Arial" w:hAnsi="Arial"/>
@@ -1539,7 +1539,7 @@
                 <w:delText xml:space="preserve">Uses</w:delText>
               </w:r>
             </w:del>
-            <w:ins w:id="9009" w:author="Claude (AI) - proposed" w:date="2026-10-15T08:04:42Z">
+            <w:ins w:id="9009" w:author="Claude (AI) - proposed" w:date="2026-10-18T00:32:28Z">
               <w:r>
                 <w:rPr>
                   <w:rFonts w:ascii="Arial" w:cs="Arial" w:eastAsia="Arial" w:hAnsi="Arial"/>
@@ -1567,7 +1567,7 @@
               </w:rPr>
               <w:t xml:space="preserve"> the exact values from the demos and classroom (90 Ω, 10 Ω, 0.10 A, 0.30 A, 3.0 V, 9.0 V, 0.30 W, 2.7 W, 0.15 A, 0.60 A, 0.45 A) accurately and links </w:t>
             </w:r>
-            <w:del w:id="9010" w:author="Claude (AI) - proposed" w:date="2026-10-15T08:04:42Z">
+            <w:del w:id="9010" w:author="Claude (AI) - proposed" w:date="2026-10-18T00:32:28Z">
               <w:r>
                 <w:rPr>
                   <w:rFonts w:ascii="Arial" w:cs="Arial" w:eastAsia="Arial" w:hAnsi="Arial"/>
@@ -1582,7 +1582,7 @@
                 <w:delText xml:space="preserve">them to claims</w:delText>
               </w:r>
             </w:del>
-            <w:ins w:id="9011" w:author="Claude (AI) - proposed" w:date="2026-10-15T08:04:42Z">
+            <w:ins w:id="9011" w:author="Claude (AI) - proposed" w:date="2026-10-18T00:32:28Z">
               <w:r>
                 <w:rPr>
                   <w:rFonts w:ascii="Arial" w:cs="Arial" w:eastAsia="Arial" w:hAnsi="Arial"/>
@@ -1630,7 +1630,7 @@
               <w:spacing w:after="40" w:before="0"/>
               <w:jc w:val="left"/>
             </w:pPr>
-            <w:del w:id="9012" w:author="Claude (AI) - proposed" w:date="2026-10-15T08:04:42Z">
+            <w:del w:id="9012" w:author="Claude (AI) - proposed" w:date="2026-10-18T00:32:28Z">
               <w:r>
                 <w:rPr>
                   <w:rFonts w:ascii="Arial" w:cs="Arial" w:eastAsia="Arial" w:hAnsi="Arial"/>
@@ -1645,7 +1645,7 @@
                 <w:delText xml:space="preserve">Uses</w:delText>
               </w:r>
             </w:del>
-            <w:ins w:id="9013" w:author="Claude (AI) - proposed" w:date="2026-10-15T08:04:42Z">
+            <w:ins w:id="9013" w:author="Claude (AI) - proposed" w:date="2026-10-18T00:32:28Z">
               <w:r>
                 <w:rPr>
                   <w:rFonts w:ascii="Arial" w:cs="Arial" w:eastAsia="Arial" w:hAnsi="Arial"/>
@@ -1673,7 +1673,7 @@
               </w:rPr>
               <w:t xml:space="preserve"> most of the correct values </w:t>
             </w:r>
-            <w:del w:id="9014" w:author="Claude (AI) - proposed" w:date="2026-10-15T08:04:42Z">
+            <w:del w:id="9014" w:author="Claude (AI) - proposed" w:date="2026-10-18T00:32:28Z">
               <w:r>
                 <w:rPr>
                   <w:rFonts w:ascii="Arial" w:cs="Arial" w:eastAsia="Arial" w:hAnsi="Arial"/>
@@ -1688,7 +1688,7 @@
                 <w:delText xml:space="preserve">but some</w:delText>
               </w:r>
             </w:del>
-            <w:ins w:id="9015" w:author="Claude (AI) - proposed" w:date="2026-10-15T08:04:42Z">
+            <w:ins w:id="9015" w:author="Claude (AI) - proposed" w:date="2026-10-18T00:32:28Z">
               <w:r>
                 <w:rPr>
                   <w:rFonts w:ascii="Arial" w:cs="Arial" w:eastAsia="Arial" w:hAnsi="Arial"/>
@@ -1716,7 +1716,7 @@
               </w:rPr>
               <w:t xml:space="preserve"> are missing or not </w:t>
             </w:r>
-            <w:del w:id="9016" w:author="Claude (AI) - proposed" w:date="2026-10-15T08:04:42Z">
+            <w:del w:id="9016" w:author="Claude (AI) - proposed" w:date="2026-10-18T00:32:28Z">
               <w:r>
                 <w:rPr>
                   <w:rFonts w:ascii="Arial" w:cs="Arial" w:eastAsia="Arial" w:hAnsi="Arial"/>
@@ -1731,7 +1731,7 @@
                 <w:delText xml:space="preserve">linked clearly to the claim</w:delText>
               </w:r>
             </w:del>
-            <w:ins w:id="9017" w:author="Claude (AI) - proposed" w:date="2026-10-15T08:04:42Z">
+            <w:ins w:id="9017" w:author="Claude (AI) - proposed" w:date="2026-10-18T00:32:28Z">
               <w:r>
                 <w:rPr>
                   <w:rFonts w:ascii="Arial" w:cs="Arial" w:eastAsia="Arial" w:hAnsi="Arial"/>
@@ -1779,10 +1779,10 @@
               <w:spacing w:after="40" w:before="0"/>
               <w:jc w:val="left"/>
               <w:rPr>
-                <w:ins w:id="9019" w:author="Claude (AI) - proposed" w:date="2026-10-15T08:04:42Z"/>
-              </w:rPr>
-            </w:pPr>
-            <w:ins w:id="9018" w:author="Claude (AI) - proposed" w:date="2026-10-15T08:04:42Z">
+                <w:ins w:id="9019" w:author="Claude (AI) - proposed" w:date="2026-10-18T00:32:28Z"/>
+              </w:rPr>
+            </w:pPr>
+            <w:ins w:id="9018" w:author="Claude (AI) - proposed" w:date="2026-10-18T00:32:28Z">
               <w:r>
                 <w:rPr>
                   <w:rFonts w:ascii="Arial" w:cs="Arial" w:eastAsia="Arial" w:hAnsi="Arial"/>
@@ -1804,10 +1804,10 @@
               <w:spacing w:after="40" w:before="0"/>
               <w:jc w:val="left"/>
               <w:rPr>
-                <w:del w:id="9021" w:author="Claude (AI) - proposed" w:date="2026-10-15T08:04:42Z"/>
-              </w:rPr>
-            </w:pPr>
-            <w:del w:id="9020" w:author="Claude (AI) - proposed" w:date="2026-10-15T08:04:42Z">
+                <w:del w:id="9021" w:author="Claude (AI) - proposed" w:date="2026-10-18T00:32:28Z"/>
+              </w:rPr>
+            </w:pPr>
+            <w:del w:id="9020" w:author="Claude (AI) - proposed" w:date="2026-10-18T00:32:28Z">
               <w:r>
                 <w:rPr>
                   <w:rFonts w:ascii="Arial" w:cs="Arial" w:eastAsia="Arial" w:hAnsi="Arial"/>
@@ -1877,7 +1877,7 @@
               <w:spacing w:after="40" w:before="0"/>
               <w:jc w:val="left"/>
             </w:pPr>
-            <w:del w:id="9022" w:author="Claude (AI) - proposed" w:date="2026-10-15T08:04:42Z">
+            <w:del w:id="9022" w:author="Claude (AI) - proposed" w:date="2026-10-18T00:32:28Z">
               <w:r>
                 <w:rPr>
                   <w:rFonts w:ascii="Arial" w:cs="Arial" w:eastAsia="Arial" w:hAnsi="Arial"/>
@@ -1892,7 +1892,7 @@
                 <w:delText xml:space="preserve">Clearly</w:delText>
               </w:r>
             </w:del>
-            <w:ins w:id="9023" w:author="Claude (AI) - proposed" w:date="2026-10-15T08:04:42Z">
+            <w:ins w:id="9023" w:author="Claude (AI) - proposed" w:date="2026-10-18T00:32:28Z">
               <w:r>
                 <w:rPr>
                   <w:rFonts w:ascii="Arial" w:cs="Arial" w:eastAsia="Arial" w:hAnsi="Arial"/>
@@ -1920,7 +1920,7 @@
               </w:rPr>
               <w:t xml:space="preserve"> explains that series bulbs share the p.d. and</w:t>
             </w:r>
-            <w:ins w:id="9024" w:author="Claude (AI) - proposed" w:date="2026-10-15T08:04:42Z">
+            <w:ins w:id="9024" w:author="Claude (AI) - proposed" w:date="2026-10-18T00:32:28Z">
               <w:r>
                 <w:rPr>
                   <w:rFonts w:ascii="Arial" w:cs="Arial" w:eastAsia="Arial" w:hAnsi="Arial"/>
@@ -1948,7 +1948,7 @@
               </w:rPr>
               <w:t xml:space="preserve"> a single current through 90 Ω, while parallel branches each get the full p.d. and independent </w:t>
             </w:r>
-            <w:del w:id="9025" w:author="Claude (AI) - proposed" w:date="2026-10-15T08:04:42Z">
+            <w:del w:id="9025" w:author="Claude (AI) - proposed" w:date="2026-10-18T00:32:28Z">
               <w:r>
                 <w:rPr>
                   <w:rFonts w:ascii="Arial" w:cs="Arial" w:eastAsia="Arial" w:hAnsi="Arial"/>
@@ -1963,7 +1963,7 @@
                 <w:delText xml:space="preserve">current</w:delText>
               </w:r>
             </w:del>
-            <w:ins w:id="9026" w:author="Claude (AI) - proposed" w:date="2026-10-15T08:04:42Z">
+            <w:ins w:id="9026" w:author="Claude (AI) - proposed" w:date="2026-10-18T00:32:28Z">
               <w:r>
                 <w:rPr>
                   <w:rFonts w:ascii="Arial" w:cs="Arial" w:eastAsia="Arial" w:hAnsi="Arial"/>
@@ -2011,7 +2011,7 @@
               <w:spacing w:after="40" w:before="0"/>
               <w:jc w:val="left"/>
             </w:pPr>
-            <w:del w:id="9027" w:author="Claude (AI) - proposed" w:date="2026-10-15T08:04:42Z">
+            <w:del w:id="9027" w:author="Claude (AI) - proposed" w:date="2026-10-18T00:32:28Z">
               <w:r>
                 <w:rPr>
                   <w:rFonts w:ascii="Arial" w:cs="Arial" w:eastAsia="Arial" w:hAnsi="Arial"/>
@@ -2026,7 +2026,7 @@
                 <w:delText xml:space="preserve">Explains</w:delText>
               </w:r>
             </w:del>
-            <w:ins w:id="9028" w:author="Claude (AI) - proposed" w:date="2026-10-15T08:04:42Z">
+            <w:ins w:id="9028" w:author="Claude (AI) - proposed" w:date="2026-10-18T00:32:28Z">
               <w:r>
                 <w:rPr>
                   <w:rFonts w:ascii="Arial" w:cs="Arial" w:eastAsia="Arial" w:hAnsi="Arial"/>
@@ -2054,7 +2054,7 @@
               </w:rPr>
               <w:t xml:space="preserve"> the series and parallel difference correctly</w:t>
             </w:r>
-            <w:del w:id="9029" w:author="Claude (AI) - proposed" w:date="2026-10-15T08:04:42Z">
+            <w:del w:id="9029" w:author="Claude (AI) - proposed" w:date="2026-10-18T00:32:28Z">
               <w:r>
                 <w:rPr>
                   <w:rFonts w:ascii="Arial" w:cs="Arial" w:eastAsia="Arial" w:hAnsi="Arial"/>
@@ -2069,7 +2069,7 @@
                 <w:delText xml:space="preserve"> but</w:delText>
               </w:r>
             </w:del>
-            <w:ins w:id="9030" w:author="Claude (AI) - proposed" w:date="2026-10-15T08:04:42Z">
+            <w:ins w:id="9030" w:author="Claude (AI) - proposed" w:date="2026-10-18T00:32:28Z">
               <w:r>
                 <w:rPr>
                   <w:rFonts w:ascii="Arial" w:cs="Arial" w:eastAsia="Arial" w:hAnsi="Arial"/>
@@ -2117,7 +2117,7 @@
               <w:spacing w:after="40" w:before="0"/>
               <w:jc w:val="left"/>
             </w:pPr>
-            <w:del w:id="9031" w:author="Claude (AI) - proposed" w:date="2026-10-15T08:04:42Z">
+            <w:del w:id="9031" w:author="Claude (AI) - proposed" w:date="2026-10-18T00:32:28Z">
               <w:r>
                 <w:rPr>
                   <w:rFonts w:ascii="Arial" w:cs="Arial" w:eastAsia="Arial" w:hAnsi="Arial"/>
@@ -2132,7 +2132,7 @@
                 <w:delText xml:space="preserve">Describes what happens without a correct reason, or shows misconceptions such as bulbs using up current.</w:delText>
               </w:r>
             </w:del>
-            <w:ins w:id="9032" w:author="Claude (AI) - proposed" w:date="2026-10-15T08:04:42Z">
+            <w:ins w:id="9032" w:author="Claude (AI) - proposed" w:date="2026-10-18T00:32:28Z">
               <w:r>
                 <w:rPr>
                   <w:rFonts w:ascii="Arial" w:cs="Arial" w:eastAsia="Arial" w:hAnsi="Arial"/>
@@ -2202,7 +2202,7 @@
               <w:spacing w:after="40" w:before="0"/>
               <w:jc w:val="left"/>
             </w:pPr>
-            <w:del w:id="9033" w:author="Claude (AI) - proposed" w:date="2026-10-15T08:04:42Z">
+            <w:del w:id="9033" w:author="Claude (AI) - proposed" w:date="2026-10-18T00:32:28Z">
               <w:r>
                 <w:rPr>
                   <w:rFonts w:ascii="Arial" w:cs="Arial" w:eastAsia="Arial" w:hAnsi="Arial"/>
@@ -2217,7 +2217,7 @@
                 <w:delText xml:space="preserve">All</w:delText>
               </w:r>
             </w:del>
-            <w:ins w:id="9034" w:author="Claude (AI) - proposed" w:date="2026-10-15T08:04:42Z">
+            <w:ins w:id="9034" w:author="Claude (AI) - proposed" w:date="2026-10-18T00:32:28Z">
               <w:r>
                 <w:rPr>
                   <w:rFonts w:ascii="Arial" w:cs="Arial" w:eastAsia="Arial" w:hAnsi="Arial"/>
@@ -2265,7 +2265,7 @@
               <w:spacing w:after="40" w:before="0"/>
               <w:jc w:val="left"/>
             </w:pPr>
-            <w:del w:id="9035" w:author="Claude (AI) - proposed" w:date="2026-10-15T08:04:42Z">
+            <w:del w:id="9035" w:author="Claude (AI) - proposed" w:date="2026-10-18T00:32:28Z">
               <w:r>
                 <w:rPr>
                   <w:rFonts w:ascii="Arial" w:cs="Arial" w:eastAsia="Arial" w:hAnsi="Arial"/>
@@ -2280,7 +2280,7 @@
                 <w:delText xml:space="preserve">Calculations mostly correct</w:delText>
               </w:r>
             </w:del>
-            <w:ins w:id="9036" w:author="Claude (AI) - proposed" w:date="2026-10-15T08:04:42Z">
+            <w:ins w:id="9036" w:author="Claude (AI) - proposed" w:date="2026-10-18T00:32:28Z">
               <w:r>
                 <w:rPr>
                   <w:rFonts w:ascii="Arial" w:cs="Arial" w:eastAsia="Arial" w:hAnsi="Arial"/>
@@ -2328,7 +2328,7 @@
               <w:spacing w:after="40" w:before="0"/>
               <w:jc w:val="left"/>
             </w:pPr>
-            <w:del w:id="9037" w:author="Claude (AI) - proposed" w:date="2026-10-15T08:04:42Z">
+            <w:del w:id="9037" w:author="Claude (AI) - proposed" w:date="2026-10-18T00:32:28Z">
               <w:r>
                 <w:rPr>
                   <w:rFonts w:ascii="Arial" w:cs="Arial" w:eastAsia="Arial" w:hAnsi="Arial"/>
@@ -2343,7 +2343,7 @@
                 <w:delText xml:space="preserve">Calculations incomplete or incorrect, or missing units.</w:delText>
               </w:r>
             </w:del>
-            <w:ins w:id="9038" w:author="Claude (AI) - proposed" w:date="2026-10-15T08:04:42Z">
+            <w:ins w:id="9038" w:author="Claude (AI) - proposed" w:date="2026-10-18T00:32:28Z">
               <w:r>
                 <w:rPr>
                   <w:rFonts w:ascii="Arial" w:cs="Arial" w:eastAsia="Arial" w:hAnsi="Arial"/>
@@ -2413,7 +2413,7 @@
               <w:spacing w:after="40" w:before="0"/>
               <w:jc w:val="left"/>
             </w:pPr>
-            <w:del w:id="9039" w:author="Claude (AI) - proposed" w:date="2026-10-15T08:04:42Z">
+            <w:del w:id="9039" w:author="Claude (AI) - proposed" w:date="2026-10-18T00:32:28Z">
               <w:r>
                 <w:rPr>
                   <w:rFonts w:ascii="Arial" w:cs="Arial" w:eastAsia="Arial" w:hAnsi="Arial"/>
@@ -2428,7 +2428,7 @@
                 <w:delText xml:space="preserve">Correctly</w:delText>
               </w:r>
             </w:del>
-            <w:ins w:id="9040" w:author="Claude (AI) - proposed" w:date="2026-10-15T08:04:42Z">
+            <w:ins w:id="9040" w:author="Claude (AI) - proposed" w:date="2026-10-18T00:32:28Z">
               <w:r>
                 <w:rPr>
                   <w:rFonts w:ascii="Arial" w:cs="Arial" w:eastAsia="Arial" w:hAnsi="Arial"/>
@@ -2476,7 +2476,7 @@
               <w:spacing w:after="40" w:before="0"/>
               <w:jc w:val="left"/>
             </w:pPr>
-            <w:del w:id="9041" w:author="Claude (AI) - proposed" w:date="2026-10-15T08:04:42Z">
+            <w:del w:id="9041" w:author="Claude (AI) - proposed" w:date="2026-10-18T00:32:28Z">
               <w:r>
                 <w:rPr>
                   <w:rFonts w:ascii="Arial" w:cs="Arial" w:eastAsia="Arial" w:hAnsi="Arial"/>
@@ -2491,7 +2491,7 @@
                 <w:delText xml:space="preserve">Explains</w:delText>
               </w:r>
             </w:del>
-            <w:ins w:id="9042" w:author="Claude (AI) - proposed" w:date="2026-10-15T08:04:42Z">
+            <w:ins w:id="9042" w:author="Claude (AI) - proposed" w:date="2026-10-18T00:32:28Z">
               <w:r>
                 <w:rPr>
                   <w:rFonts w:ascii="Arial" w:cs="Arial" w:eastAsia="Arial" w:hAnsi="Arial"/>
@@ -2519,7 +2519,7 @@
               </w:rPr>
               <w:t xml:space="preserve"> most safety and cost ideas correctly</w:t>
             </w:r>
-            <w:ins w:id="9043" w:author="Claude (AI) - proposed" w:date="2026-10-15T08:04:42Z">
+            <w:ins w:id="9043" w:author="Claude (AI) - proposed" w:date="2026-10-18T00:32:28Z">
               <w:r>
                 <w:rPr>
                   <w:rFonts w:ascii="Arial" w:cs="Arial" w:eastAsia="Arial" w:hAnsi="Arial"/>
@@ -2567,7 +2567,7 @@
               <w:spacing w:after="40" w:before="0"/>
               <w:jc w:val="left"/>
             </w:pPr>
-            <w:del w:id="9044" w:author="Claude (AI) - proposed" w:date="2026-10-15T08:04:42Z">
+            <w:del w:id="9044" w:author="Claude (AI) - proposed" w:date="2026-10-18T00:32:28Z">
               <w:r>
                 <w:rPr>
                   <w:rFonts w:ascii="Arial" w:cs="Arial" w:eastAsia="Arial" w:hAnsi="Arial"/>
@@ -2582,7 +2582,7 @@
                 <w:delText xml:space="preserve">Safety and cost ideas</w:delText>
               </w:r>
             </w:del>
-            <w:ins w:id="9045" w:author="Claude (AI) - proposed" w:date="2026-10-15T08:04:42Z">
+            <w:ins w:id="9045" w:author="Claude (AI) - proposed" w:date="2026-10-18T00:32:28Z">
               <w:r>
                 <w:rPr>
                   <w:rFonts w:ascii="Arial" w:cs="Arial" w:eastAsia="Arial" w:hAnsi="Arial"/>
@@ -2610,7 +2610,7 @@
               </w:rPr>
               <w:t xml:space="preserve"> are unclear or </w:t>
             </w:r>
-            <w:del w:id="9046" w:author="Claude (AI) - proposed" w:date="2026-10-15T08:04:42Z">
+            <w:del w:id="9046" w:author="Claude (AI) - proposed" w:date="2026-10-18T00:32:28Z">
               <w:r>
                 <w:rPr>
                   <w:rFonts w:ascii="Arial" w:cs="Arial" w:eastAsia="Arial" w:hAnsi="Arial"/>
@@ -2625,7 +2625,7 @@
                 <w:delText xml:space="preserve">missing</w:delText>
               </w:r>
             </w:del>
-            <w:ins w:id="9047" w:author="Claude (AI) - proposed" w:date="2026-10-15T08:04:42Z">
+            <w:ins w:id="9047" w:author="Claude (AI) - proposed" w:date="2026-10-18T00:32:28Z">
               <w:r>
                 <w:rPr>
                   <w:rFonts w:ascii="Arial" w:cs="Arial" w:eastAsia="Arial" w:hAnsi="Arial"/>
@@ -2708,7 +2708,7 @@
               <w:spacing w:after="40" w:before="0"/>
               <w:jc w:val="left"/>
             </w:pPr>
-            <w:del w:id="9048" w:author="Claude (AI) - proposed" w:date="2026-10-15T08:04:42Z">
+            <w:del w:id="9048" w:author="Claude (AI) - proposed" w:date="2026-10-18T00:32:28Z">
               <w:r>
                 <w:rPr>
                   <w:rFonts w:ascii="Arial" w:cs="Arial" w:eastAsia="Arial" w:hAnsi="Arial"/>
@@ -2723,7 +2723,7 @@
                 <w:delText xml:space="preserve">Compares</w:delText>
               </w:r>
             </w:del>
-            <w:ins w:id="9049" w:author="Claude (AI) - proposed" w:date="2026-10-15T08:04:42Z">
+            <w:ins w:id="9049" w:author="Claude (AI) - proposed" w:date="2026-10-18T00:32:28Z">
               <w:r>
                 <w:rPr>
                   <w:rFonts w:ascii="Arial" w:cs="Arial" w:eastAsia="Arial" w:hAnsi="Arial"/>
@@ -2771,7 +2771,7 @@
               <w:spacing w:after="40" w:before="0"/>
               <w:jc w:val="left"/>
             </w:pPr>
-            <w:del w:id="9050" w:author="Claude (AI) - proposed" w:date="2026-10-15T08:04:42Z">
+            <w:del w:id="9050" w:author="Claude (AI) - proposed" w:date="2026-10-18T00:32:28Z">
               <w:r>
                 <w:rPr>
                   <w:rFonts w:ascii="Arial" w:cs="Arial" w:eastAsia="Arial" w:hAnsi="Arial"/>
@@ -2786,7 +2786,7 @@
                 <w:delText xml:space="preserve">Describes</w:delText>
               </w:r>
             </w:del>
-            <w:ins w:id="9051" w:author="Claude (AI) - proposed" w:date="2026-10-15T08:04:42Z">
+            <w:ins w:id="9051" w:author="Claude (AI) - proposed" w:date="2026-10-18T00:32:28Z">
               <w:r>
                 <w:rPr>
                   <w:rFonts w:ascii="Arial" w:cs="Arial" w:eastAsia="Arial" w:hAnsi="Arial"/>
@@ -2834,7 +2834,7 @@
               <w:spacing w:after="40" w:before="0"/>
               <w:jc w:val="left"/>
             </w:pPr>
-            <w:del w:id="9052" w:author="Claude (AI) - proposed" w:date="2026-10-15T08:04:42Z">
+            <w:del w:id="9052" w:author="Claude (AI) - proposed" w:date="2026-10-18T00:32:28Z">
               <w:r>
                 <w:rPr>
                   <w:rFonts w:ascii="Arial" w:cs="Arial" w:eastAsia="Arial" w:hAnsi="Arial"/>
@@ -2849,7 +2849,7 @@
                 <w:delText xml:space="preserve">Does not describe</w:delText>
               </w:r>
             </w:del>
-            <w:ins w:id="9053" w:author="Claude (AI) - proposed" w:date="2026-10-15T08:04:42Z">
+            <w:ins w:id="9053" w:author="Claude (AI) - proposed" w:date="2026-10-18T00:32:28Z">
               <w:r>
                 <w:rPr>
                   <w:rFonts w:ascii="Arial" w:cs="Arial" w:eastAsia="Arial" w:hAnsi="Arial"/>
@@ -2877,7 +2877,7 @@
               </w:rPr>
               <w:t xml:space="preserve"> a model change </w:t>
             </w:r>
-            <w:del w:id="9054" w:author="Claude (AI) - proposed" w:date="2026-10-15T08:04:42Z">
+            <w:del w:id="9054" w:author="Claude (AI) - proposed" w:date="2026-10-18T00:32:28Z">
               <w:r>
                 <w:rPr>
                   <w:rFonts w:ascii="Arial" w:cs="Arial" w:eastAsia="Arial" w:hAnsi="Arial"/>
@@ -2892,7 +2892,7 @@
                 <w:delText xml:space="preserve">or uses</w:delText>
               </w:r>
             </w:del>
-            <w:ins w:id="9055" w:author="Claude (AI) - proposed" w:date="2026-10-15T08:04:42Z">
+            <w:ins w:id="9055" w:author="Claude (AI) - proposed" w:date="2026-10-18T00:32:28Z">
               <w:r>
                 <w:rPr>
                   <w:rFonts w:ascii="Arial" w:cs="Arial" w:eastAsia="Arial" w:hAnsi="Arial"/>
@@ -3042,7 +3042,7 @@
         </w:rPr>
         <w:t xml:space="preserve">© 2026 SeaVuria and ARES. This work is licensed under a </w:t>
       </w:r>
-      <w:hyperlink w:history="1" r:id="rId3obbf5hsogpoiajnqi8bt">
+      <w:hyperlink w:history="1" r:id="rIdifbi_5i1ds0x6c5p3tvbt">
         <w:r>
           <w:rPr>
             <w:rFonts w:ascii="Arial" w:cs="Arial" w:eastAsia="Arial" w:hAnsi="Arial"/>
@@ -3062,7 +3062,7 @@
         </w:rPr>
         <w:t xml:space="preserve"> (</w:t>
       </w:r>
-      <w:hyperlink w:history="1" r:id="rIdcl70jtfqlszv3x0ppox0j">
+      <w:hyperlink w:history="1" r:id="rIdhjjo_bwrt2iexnf5wfuct">
         <w:r>
           <w:rPr>
             <w:rFonts w:ascii="Arial" w:cs="Arial" w:eastAsia="Arial" w:hAnsi="Arial"/>
@@ -3082,7 +3082,7 @@
         </w:rPr>
         <w:t xml:space="preserve">). To view a copy of this license, visit </w:t>
       </w:r>
-      <w:hyperlink w:history="1" r:id="rIdaxje5vrqz743vlnmbbnzd">
+      <w:hyperlink w:history="1" r:id="rIditsmsjclz4o_c72feft0q">
         <w:r>
           <w:rPr>
             <w:rFonts w:ascii="Arial" w:cs="Arial" w:eastAsia="Arial" w:hAnsi="Arial"/>
